--- a/docs/Report/AI_Evidence/Week6.docx
+++ b/docs/Report/AI_Evidence/Week6.docx
@@ -14,7 +14,7 @@
           <w:color w:val="000000"/>
           <w:sz w:val="24"/>
         </w:rPr>
-        <w:t>Nhiệm vụ 1: Đồng nhất định dạng lỗi của microservices bằng Exception Filters toàn cục</w:t>
+        <w:t>Task 1: Standardize microservice error format using global Exception Filters</w:t>
       </w:r>
     </w:p>
     <w:tbl>
@@ -39,7 +39,7 @@
                 <w:b/>
                 <w:sz w:val="24"/>
               </w:rPr>
-              <w:t>Tên công cụ AI</w:t>
+              <w:t>AI Tool Used</w:t>
             </w:r>
           </w:p>
         </w:tc>
@@ -70,7 +70,7 @@
                 <w:b/>
                 <w:sz w:val="24"/>
               </w:rPr>
-              <w:t>Giai đoạn SDLC</w:t>
+              <w:t>SDLC Phase</w:t>
             </w:r>
           </w:p>
         </w:tc>
@@ -84,7 +84,7 @@
                 <w:rFonts w:ascii="Times New Roman" w:hAnsi="Times New Roman"/>
                 <w:sz w:val="24"/>
               </w:rPr>
-              <w:t>Triển khai</w:t>
+              <w:t>Implementation</w:t>
             </w:r>
           </w:p>
         </w:tc>
@@ -101,7 +101,7 @@
                 <w:b/>
                 <w:sz w:val="24"/>
               </w:rPr>
-              <w:t>Thước đo định lượng</w:t>
+              <w:t>Quantitative Measure</w:t>
             </w:r>
           </w:p>
         </w:tc>
@@ -115,7 +115,7 @@
                 <w:rFonts w:ascii="Times New Roman" w:hAnsi="Times New Roman"/>
                 <w:sz w:val="24"/>
               </w:rPr>
-              <w:t>Đồng bộ hóa 100% định dạng lỗi đầu ra</w:t>
+              <w:t>Standardize 100% of API error responses</w:t>
             </w:r>
           </w:p>
         </w:tc>
@@ -132,7 +132,7 @@
                 <w:b/>
                 <w:sz w:val="24"/>
               </w:rPr>
-              <w:t>Giá trị đóng góp (1-5)</w:t>
+              <w:t>Value Added (1-5)</w:t>
             </w:r>
           </w:p>
         </w:tc>
@@ -163,7 +163,7 @@
                 <w:b/>
                 <w:sz w:val="24"/>
               </w:rPr>
-              <w:t>Rủi ro &amp; Hạn chế</w:t>
+              <w:t>Risks &amp; Limitations</w:t>
             </w:r>
           </w:p>
         </w:tc>
@@ -177,7 +177,7 @@
                 <w:rFonts w:ascii="Times New Roman" w:hAnsi="Times New Roman"/>
                 <w:sz w:val="24"/>
               </w:rPr>
-              <w:t>Cần cẩn thận tránh lộ thông tin kết nối database trong nội dung lỗi.</w:t>
+              <w:t>Ensure database connection credentials are not exposed in error payloads.</w:t>
             </w:r>
           </w:p>
         </w:tc>
@@ -198,7 +198,7 @@
           <w:b/>
           <w:sz w:val="24"/>
         </w:rPr>
-        <w:t>1. Câu hỏi gửi AI (Prompt)</w:t>
+        <w:t>1. Prompt Sent to AI (Prompt)</w:t>
       </w:r>
     </w:p>
     <w:p>
@@ -212,7 +212,7 @@
           <w:i/>
           <w:sz w:val="24"/>
         </w:rPr>
-        <w:t>Tạo một NestJS exception filter tại Gateway để bắt các ngoại lệ RPC từ microservice truyền qua TCP và tuần tự hóa chúng thành phản hồi HTTP chuẩn cho client.</w:t>
+        <w:t>Create a NestJS exception filter at Gateway to catch RPC exceptions from TCP microservices and serialize them to standard HTTP responses.</w:t>
       </w:r>
     </w:p>
     <w:p>
@@ -225,7 +225,7 @@
           <w:b/>
           <w:sz w:val="24"/>
         </w:rPr>
-        <w:t>2. Câu trả lời chi tiết của AI</w:t>
+        <w:t>2. Detailed AI Response</w:t>
       </w:r>
     </w:p>
     <w:p>
@@ -237,7 +237,7 @@
           <w:rFonts w:ascii="Times New Roman" w:hAnsi="Times New Roman"/>
           <w:sz w:val="24"/>
         </w:rPr>
-        <w:t>Triển khai `ExceptionFilter` bắt `RpcException`. Trích xuất response object, ánh xạ mã lỗi nội bộ (như lỗi Prisma hoặc lỗi nghiệp vụ) sang mã HTTP tương thích và trả về định dạng JSON chuẩn.</w:t>
+        <w:t>Implement `ExceptionFilter` catching `RpcException`. Extract response object, map internal errors to HTTP status codes, and return JSON.</w:t>
       </w:r>
     </w:p>
     <w:p>
@@ -250,7 +250,7 @@
           <w:b/>
           <w:sz w:val="24"/>
         </w:rPr>
-        <w:t>3. Đánh giá, chọn lọc &amp; Tùy biến mã nguồn của Sinh viên</w:t>
+        <w:t>3. Student's Validation, Selection &amp; Source Code Customization</w:t>
       </w:r>
     </w:p>
     <w:p>
@@ -262,7 +262,7 @@
           <w:rFonts w:ascii="Times New Roman" w:hAnsi="Times New Roman"/>
           <w:sz w:val="24"/>
         </w:rPr>
-        <w:t>Chúng tôi xem xét bộ lọc ngoại lệ. Mã gốc của AI chỉ hiển thị thông báo lỗi chung chung. Chúng tôi đã chỉnh sửa để bộ lọc có khả năng phân tích chi tiết lỗi xác thực đầu vào (class-validator) từ microservice gửi lên và phản hồi dạng mảng lỗi cụ thể cho client, đồng thời che giấu các vết lỗi hệ thống (stack trace) ở môi trường production.</w:t>
+        <w:t>We reviewed the exception filter. The AI's code only showed generic error messages. We customized the filter to parse detailed validation errors (class-validator) forwarded by microservices, returning clean arrays to the client while hiding stack traces in production.</w:t>
       </w:r>
     </w:p>
     <w:p>
@@ -277,7 +277,7 @@
           <w:color w:val="000000"/>
           <w:sz w:val="24"/>
         </w:rPr>
-        <w:t>Nhiệm vụ 2: Triển khai chiến lược bộ đệm Redis Cache cho các API lấy dữ liệu tĩnh</w:t>
+        <w:t>Task 2: Implement Redis Cache strategy for static metadata APIs</w:t>
       </w:r>
     </w:p>
     <w:tbl>
@@ -302,7 +302,7 @@
                 <w:b/>
                 <w:sz w:val="24"/>
               </w:rPr>
-              <w:t>Tên công cụ AI</w:t>
+              <w:t>AI Tool Used</w:t>
             </w:r>
           </w:p>
         </w:tc>
@@ -333,7 +333,7 @@
                 <w:b/>
                 <w:sz w:val="24"/>
               </w:rPr>
-              <w:t>Giai đoạn SDLC</w:t>
+              <w:t>SDLC Phase</w:t>
             </w:r>
           </w:p>
         </w:tc>
@@ -347,7 +347,7 @@
                 <w:rFonts w:ascii="Times New Roman" w:hAnsi="Times New Roman"/>
                 <w:sz w:val="24"/>
               </w:rPr>
-              <w:t>Tối ưu hóa hiệu năng</w:t>
+              <w:t>Performance Optimization</w:t>
             </w:r>
           </w:p>
         </w:tc>
@@ -364,7 +364,7 @@
                 <w:b/>
                 <w:sz w:val="24"/>
               </w:rPr>
-              <w:t>Thước đo định lượng</w:t>
+              <w:t>Quantitative Measure</w:t>
             </w:r>
           </w:p>
         </w:tc>
@@ -378,7 +378,7 @@
                 <w:rFonts w:ascii="Times New Roman" w:hAnsi="Times New Roman"/>
                 <w:sz w:val="24"/>
               </w:rPr>
-              <w:t>Giảm 45% lượng truy vấn trực tiếp vào database</w:t>
+              <w:t>Reduce direct database queries by 45%</w:t>
             </w:r>
           </w:p>
         </w:tc>
@@ -395,7 +395,7 @@
                 <w:b/>
                 <w:sz w:val="24"/>
               </w:rPr>
-              <w:t>Giá trị đóng góp (1-5)</w:t>
+              <w:t>Value Added (1-5)</w:t>
             </w:r>
           </w:p>
         </w:tc>
@@ -426,7 +426,7 @@
                 <w:b/>
                 <w:sz w:val="24"/>
               </w:rPr>
-              <w:t>Rủi ro &amp; Hạn chế</w:t>
+              <w:t>Risks &amp; Limitations</w:t>
             </w:r>
           </w:p>
         </w:tc>
@@ -440,7 +440,7 @@
                 <w:rFonts w:ascii="Times New Roman" w:hAnsi="Times New Roman"/>
                 <w:sz w:val="24"/>
               </w:rPr>
-              <w:t>Dữ liệu có thể bị cũ (stale cache) nếu cơ chế xóa cache gặp sự cố.</w:t>
+              <w:t>Risk of stale cache if cache invalidation hooks fail.</w:t>
             </w:r>
           </w:p>
         </w:tc>
@@ -461,7 +461,7 @@
           <w:b/>
           <w:sz w:val="24"/>
         </w:rPr>
-        <w:t>1. Câu hỏi gửi AI (Prompt)</w:t>
+        <w:t>1. Prompt Sent to AI (Prompt)</w:t>
       </w:r>
     </w:p>
     <w:p>
@@ -475,7 +475,7 @@
           <w:i/>
           <w:sz w:val="24"/>
         </w:rPr>
-        <w:t>Giải thích cách thiết lập Redis caching trong NestJS Gateway sử dụng CacheInterceptor. Làm thế nào để lưu cache cấu hình tĩnh và thu hồi chúng?</w:t>
+        <w:t>Explain how to set up Redis caching in NestJS Gateway using CacheInterceptor. How do we store and invalidate metadata cache?</w:t>
       </w:r>
     </w:p>
     <w:p>
@@ -488,7 +488,7 @@
           <w:b/>
           <w:sz w:val="24"/>
         </w:rPr>
-        <w:t>2. Câu trả lời chi tiết của AI</w:t>
+        <w:t>2. Detailed AI Response</w:t>
       </w:r>
     </w:p>
     <w:p>
@@ -500,7 +500,7 @@
           <w:rFonts w:ascii="Times New Roman" w:hAnsi="Times New Roman"/>
           <w:sz w:val="24"/>
         </w:rPr>
-        <w:t>Đăng ký `CacheModule` với cấu hình Redis store. Thêm decorator `@UseInterceptors(CacheInterceptor)` cho các read controller. Sử dụng cache key tùy chỉnh. Đối với các hành động cập nhật, inject cache manager và gọi `cacheManager.del(key)`.</w:t>
+        <w:t>Register `CacheModule` with Redis store. Decorate read controllers with `@UseInterceptors(CacheInterceptor)`. Invalidate cache using `cacheManager.del(key)` on updates.</w:t>
       </w:r>
     </w:p>
     <w:p>
@@ -513,7 +513,7 @@
           <w:b/>
           <w:sz w:val="24"/>
         </w:rPr>
-        <w:t>3. Đánh giá, chọn lọc &amp; Tùy biến mã nguồn của Sinh viên</w:t>
+        <w:t>3. Student's Validation, Selection &amp; Source Code Customization</w:t>
       </w:r>
     </w:p>
     <w:p>
@@ -525,7 +525,7 @@
           <w:rFonts w:ascii="Times New Roman" w:hAnsi="Times New Roman"/>
           <w:sz w:val="24"/>
         </w:rPr>
-        <w:t>Chúng tôi thiết lập bộ đệm. Để tránh rò rỉ dữ liệu giữa các doanh nghiệp khác nhau trong hệ thống đa thuê bao, chúng tôi đã tùy biến bộ phát sinh khóa cache (cache key generator) để tự động đính kèm ID tổ chức vào khóa (ví dụ: `cache:metadata:orgId:&lt;key&gt;`). Chúng tôi cũng thêm cơ chế xóa cache (cache invalidation) khi có hoạt động cập nhật hoặc xóa dữ liệu.</w:t>
+        <w:t>We established caching. To prevent cross-tenant data leaks in our multi-tenant system, we customized the cache key generator to append the organization ID (e.g. `cache:metadata:orgId:&lt;key&gt;`). We also added cache invalidation hooks on write operations.</w:t>
       </w:r>
     </w:p>
     <w:p>
@@ -540,7 +540,7 @@
           <w:color w:val="000000"/>
           <w:sz w:val="24"/>
         </w:rPr>
-        <w:t>Nhiệm vụ 3: Xác định và xử lý triệt để lỗi truy vấn N+1 của Prisma trong dịch vụ doanh nghiệp</w:t>
+        <w:t>Task 3: Identify and resolve Prisma N+1 query issues in organization service</w:t>
       </w:r>
     </w:p>
     <w:tbl>
@@ -565,7 +565,7 @@
                 <w:b/>
                 <w:sz w:val="24"/>
               </w:rPr>
-              <w:t>Tên công cụ AI</w:t>
+              <w:t>AI Tool Used</w:t>
             </w:r>
           </w:p>
         </w:tc>
@@ -596,7 +596,7 @@
                 <w:b/>
                 <w:sz w:val="24"/>
               </w:rPr>
-              <w:t>Giai đoạn SDLC</w:t>
+              <w:t>SDLC Phase</w:t>
             </w:r>
           </w:p>
         </w:tc>
@@ -610,7 +610,7 @@
                 <w:rFonts w:ascii="Times New Roman" w:hAnsi="Times New Roman"/>
                 <w:sz w:val="24"/>
               </w:rPr>
-              <w:t>Đánh giá mã nguồn</w:t>
+              <w:t>Code Review</w:t>
             </w:r>
           </w:p>
         </w:tc>
@@ -627,7 +627,7 @@
                 <w:b/>
                 <w:sz w:val="24"/>
               </w:rPr>
-              <w:t>Thước đo định lượng</w:t>
+              <w:t>Quantitative Measure</w:t>
             </w:r>
           </w:p>
         </w:tc>
@@ -641,7 +641,7 @@
                 <w:rFonts w:ascii="Times New Roman" w:hAnsi="Times New Roman"/>
                 <w:sz w:val="24"/>
               </w:rPr>
-              <w:t>Tối ưu hóa 4 màn hình dashboard chính</w:t>
+              <w:t>Optimize 4 primary dashboard screens</w:t>
             </w:r>
           </w:p>
         </w:tc>
@@ -658,7 +658,7 @@
                 <w:b/>
                 <w:sz w:val="24"/>
               </w:rPr>
-              <w:t>Giá trị đóng góp (1-5)</w:t>
+              <w:t>Value Added (1-5)</w:t>
             </w:r>
           </w:p>
         </w:tc>
@@ -689,7 +689,7 @@
                 <w:b/>
                 <w:sz w:val="24"/>
               </w:rPr>
-              <w:t>Rủi ro &amp; Hạn chế</w:t>
+              <w:t>Risks &amp; Limitations</w:t>
             </w:r>
           </w:p>
         </w:tc>
@@ -703,7 +703,7 @@
                 <w:rFonts w:ascii="Times New Roman" w:hAnsi="Times New Roman"/>
                 <w:sz w:val="24"/>
               </w:rPr>
-              <w:t>TypeScript có thể báo lỗi kiểu dữ liệu nếu cấu trúc select thay đổi một phần cấu trúc gốc.</w:t>
+              <w:t>TypeScript might report type errors if the select structure changes partial return types.</w:t>
             </w:r>
           </w:p>
         </w:tc>
@@ -724,7 +724,7 @@
           <w:b/>
           <w:sz w:val="24"/>
         </w:rPr>
-        <w:t>1. Câu hỏi gửi AI (Prompt)</w:t>
+        <w:t>1. Prompt Sent to AI (Prompt)</w:t>
       </w:r>
     </w:p>
     <w:p>
@@ -738,7 +738,7 @@
           <w:i/>
           <w:sz w:val="24"/>
         </w:rPr>
-        <w:t>Làm thế nào để tối ưu hóa truy vấn Prisma nhằm giải quyết lỗi N+1 khi hiển thị danh sách doanh nghiệp kèm theo số lượng thành viên của họ?</w:t>
+        <w:t>How do we optimize Prisma queries to resolve N+1 issues when listing organizations with member counts?</w:t>
       </w:r>
     </w:p>
     <w:p>
@@ -751,7 +751,7 @@
           <w:b/>
           <w:sz w:val="24"/>
         </w:rPr>
-        <w:t>2. Câu trả lời chi tiết của AI</w:t>
+        <w:t>2. Detailed AI Response</w:t>
       </w:r>
     </w:p>
     <w:p>
@@ -763,7 +763,7 @@
           <w:rFonts w:ascii="Times New Roman" w:hAnsi="Times New Roman"/>
           <w:sz w:val="24"/>
         </w:rPr>
-        <w:t>Thay vì tải toàn bộ quan hệ thành viên, sử dụng thuộc tính `_count` trong select của Prisma: `prisma.organization.findMany({ include: { _count: { select: { members: true } } } })`.</w:t>
+        <w:t>Use `_count` inside Prisma select: `prisma.organization.findMany({ include: { _count: { select: { members: true } } } })`.</w:t>
       </w:r>
     </w:p>
     <w:p>
@@ -776,7 +776,7 @@
           <w:b/>
           <w:sz w:val="24"/>
         </w:rPr>
-        <w:t>3. Đánh giá, chọn lọc &amp; Tùy biến mã nguồn của Sinh viên</w:t>
+        <w:t>3. Student's Validation, Selection &amp; Source Code Customization</w:t>
       </w:r>
     </w:p>
     <w:p>
@@ -788,7 +788,7 @@
           <w:rFonts w:ascii="Times New Roman" w:hAnsi="Times New Roman"/>
           <w:sz w:val="24"/>
         </w:rPr>
-        <w:t>Chúng tôi kiểm tra log SQL của Prisma. Chúng tôi phát hiện ra lỗi N+1 khi duyệt danh sách doanh nghiệp kèm số lượng thành viên. Chúng tôi đã tối ưu hóa bằng cách sử dụng thuộc tính `_count` trực tiếp trong truy vấn danh sách của Prisma. Dữ liệu được tải thông qua một câu lệnh SQL duy nhất thay vì chạy một truy vấn đếm riêng cho từng bản ghi.</w:t>
+        <w:t>We inspected Prisma SQL logs. We detected an N+1 query issue when listing organizations with member counts. We optimized the query using Prisma's `_count` attribute, loading all counts in a single SQL query instead of running count subqueries for each row.</w:t>
       </w:r>
     </w:p>
     <w:p>
@@ -803,7 +803,7 @@
           <w:color w:val="000000"/>
           <w:sz w:val="24"/>
         </w:rPr>
-        <w:t>Nhiệm vụ 4: Đánh giá các mô hình NLP phục vụ việc tạo vector tìm kiếm (sentence-transformers)</w:t>
+        <w:t>Task 4: Evaluate NLP models for search vector generation (sentence-transformers)</w:t>
       </w:r>
     </w:p>
     <w:tbl>
@@ -828,7 +828,7 @@
                 <w:b/>
                 <w:sz w:val="24"/>
               </w:rPr>
-              <w:t>Tên công cụ AI</w:t>
+              <w:t>AI Tool Used</w:t>
             </w:r>
           </w:p>
         </w:tc>
@@ -859,7 +859,7 @@
                 <w:b/>
                 <w:sz w:val="24"/>
               </w:rPr>
-              <w:t>Giai đoạn SDLC</w:t>
+              <w:t>SDLC Phase</w:t>
             </w:r>
           </w:p>
         </w:tc>
@@ -873,7 +873,7 @@
                 <w:rFonts w:ascii="Times New Roman" w:hAnsi="Times New Roman"/>
                 <w:sz w:val="24"/>
               </w:rPr>
-              <w:t>Nghiên cứu</w:t>
+              <w:t>Research</w:t>
             </w:r>
           </w:p>
         </w:tc>
@@ -890,7 +890,7 @@
                 <w:b/>
                 <w:sz w:val="24"/>
               </w:rPr>
-              <w:t>Thước đo định lượng</w:t>
+              <w:t>Quantitative Measure</w:t>
             </w:r>
           </w:p>
         </w:tc>
@@ -904,7 +904,7 @@
                 <w:rFonts w:ascii="Times New Roman" w:hAnsi="Times New Roman"/>
                 <w:sz w:val="24"/>
               </w:rPr>
-              <w:t>Đánh giá so sánh 3 mô hình nhúng phổ biến</w:t>
+              <w:t>Evaluate and compare 3 popular embedding models</w:t>
             </w:r>
           </w:p>
         </w:tc>
@@ -921,7 +921,7 @@
                 <w:b/>
                 <w:sz w:val="24"/>
               </w:rPr>
-              <w:t>Giá trị đóng góp (1-5)</w:t>
+              <w:t>Value Added (1-5)</w:t>
             </w:r>
           </w:p>
         </w:tc>
@@ -952,7 +952,7 @@
                 <w:b/>
                 <w:sz w:val="24"/>
               </w:rPr>
-              <w:t>Rủi ro &amp; Hạn chế</w:t>
+              <w:t>Risks &amp; Limitations</w:t>
             </w:r>
           </w:p>
         </w:tc>
@@ -966,7 +966,7 @@
                 <w:rFonts w:ascii="Times New Roman" w:hAnsi="Times New Roman"/>
                 <w:sz w:val="24"/>
               </w:rPr>
-              <w:t>Có thể chiếm dụng nhiều CPU của ứng dụng nếu chạy quá nhiều luồng song song.</w:t>
+              <w:t>ONNX local execution can consume significant CPU if processed in parallel without queuing.</w:t>
             </w:r>
           </w:p>
         </w:tc>
@@ -987,7 +987,7 @@
           <w:b/>
           <w:sz w:val="24"/>
         </w:rPr>
-        <w:t>1. Câu hỏi gửi AI (Prompt)</w:t>
+        <w:t>1. Prompt Sent to AI (Prompt)</w:t>
       </w:r>
     </w:p>
     <w:p>
@@ -1001,7 +1001,7 @@
           <w:i/>
           <w:sz w:val="24"/>
         </w:rPr>
-        <w:t>Mô hình NLP mã nguồn mở, nhẹ nào phù hợp để tạo vector nhúng (sentence embeddings) cho tìm kiếm ngữ nghĩa trong Node.js? Có thể chạy offline không?</w:t>
+        <w:t>What open-source, lightweight NLP model is suitable for generating sentence embeddings for multilingual (English/Vietnamese) search in Node.js? Compare all-MiniLM-L6-v2 and multilingual-e5-small.</w:t>
       </w:r>
     </w:p>
     <w:p>
@@ -1014,7 +1014,7 @@
           <w:b/>
           <w:sz w:val="24"/>
         </w:rPr>
-        <w:t>2. Câu trả lời chi tiết của AI</w:t>
+        <w:t>2. Detailed AI Response</w:t>
       </w:r>
     </w:p>
     <w:p>
@@ -1026,7 +1026,7 @@
           <w:rFonts w:ascii="Times New Roman" w:hAnsi="Times New Roman"/>
           <w:sz w:val="24"/>
         </w:rPr>
-        <w:t>Nên dùng mô hình `sentence-transformers/all-MiniLM-L6-v2`. Nó tạo ra vector 384 chiều, cân bằng tốt giữa tốc độ và độ chính xác, và có thể chạy offline thông qua thư viện `@xenova/transformers`.</w:t>
+        <w:t>Compare all-MiniLM-L6-v2 and multilingual-e5-small. Both output 384 dimensions and run locally via @xenova/transformers. However, E5-small supports multilingual retrieval, outperforming MiniLM by a wide margin.</w:t>
       </w:r>
     </w:p>
     <w:p>
@@ -1039,7 +1039,7 @@
           <w:b/>
           <w:sz w:val="24"/>
         </w:rPr>
-        <w:t>3. Đánh giá, chọn lọc &amp; Tùy biến mã nguồn của Sinh viên</w:t>
+        <w:t>3. Student's Validation, Selection &amp; Source Code Customization</w:t>
       </w:r>
     </w:p>
     <w:p>
@@ -1051,7 +1051,7 @@
           <w:rFonts w:ascii="Times New Roman" w:hAnsi="Times New Roman"/>
           <w:sz w:val="24"/>
         </w:rPr>
-        <w:t>Chúng tôi đã nghiên cứu hiệu năng của các mô hình nhúng. Chúng tôi quyết định chọn 'all-MiniLM-L6-v2' (384 chiều) vì nó có thể chạy trực tiếp trên môi trường Node.js thông qua thư viện `@xenova/transformers` mà không cần gọi API ngoài. Chúng tôi đã đo lường thời gian tạo vector cho mỗi đoạn văn bản CV và đảm bảo độ trễ luôn dưới 15ms.</w:t>
+        <w:t>We analyzed the strengths and weaknesses of both models. all-MiniLM-L6-v2 is lightweight but lacks proper Vietnamese support. Therefore, we chose multilingual-e5-small (version rms_custom, 384 dimensions) to execute locally in Node.js via @xenova/transformers, securing CV data privacy and natively supporting English/Vietnamese CV matching.</w:t>
       </w:r>
     </w:p>
     <w:sectPr>
